--- a/EDA dashboard Python/Your_capstone_reports/Capstone_Weekly_Report 11.10.26.docx
+++ b/EDA dashboard Python/Your_capstone_reports/Capstone_Weekly_Report 11.10.26.docx
@@ -95,7 +95,7 @@
         <w:spacing w:before="40" w:after="120"/>
       </w:pPr>
       <w:r>
-        <w:t>The team achieved complete technical and operational completion of the enterprise Demand Intelligence &amp; Supply Chain Optimization platform. We finalized Hierarchical Multi-Echelon Reconciliation (src/hierarchy/), implemented an advanced Explainability &amp; Interpretability Suite (src/explainability/shap_analysis.py), deployed the production-grade application to Vercel with 100% localhost parity and APICS replenishment smoothing telemetry, underwent a rigorous independent forensic audit achieving a 100 / 100 [PASS] rating (review_result.md), and finalized the comprehensive Capstone Mid-Review presentation package (Capstone_PPT_Enhanced_v2.pptx).</w:t>
+        <w:t>The team achieved complete technical and operational completion of the enterprise Demand Intelligence &amp; Supply Chain Optimization platform. We finalized Hierarchical Multi-Echelon aggregation and Bottom-Up / Top-Down reconciliation (src/hierarchy/), implemented an advanced Explainability &amp; Interpretability Suite (src/explainability/shap_analysis.py), deployed the production-grade application to Vercel with 100% localhost parity and APICS replenishment smoothing telemetry, completed an internal code and methodology review (review_result.md) backed by the automated test suite (48 passed / 0 failed), and finalized the comprehensive Capstone Mid-Review presentation package (Capstone_PPT_Enhanced_v2.pptx).</w:t>
       </w:r>
     </w:p>
     <w:p>
@@ -134,7 +134,7 @@
         <w:t xml:space="preserve">Multi-Echelon Supply Chain Hierarchy: </w:t>
       </w:r>
       <w:r>
-        <w:t>Completed src/hierarchy/aggregation.py and src/hierarchy/reconciliation.py structuring the network across 3 echelons: National SBU -&gt; South Region -&gt; 5 Regional Sales Hubs (Chennai MAA, South Depot SBD, SBD1, Cochin COK, Bengaluru BLR) -&gt; 154 Individual SKUs.</w:t>
+        <w:t>Completed src/hierarchy/aggregation.py and src/hierarchy/reconciliation.py structuring the network across 3 echelons: South Region -&gt; 5 Regional Sales Hubs (Chennai MAA, South Depot SBD, SBD1, Cochin COK, Bengaluru BLR) -&gt; 152 Individual SKUs.</w:t>
       </w:r>
     </w:p>
     <w:p>
@@ -152,10 +152,10 @@
         <w:rPr>
           <w:b/>
         </w:rPr>
-        <w:t xml:space="preserve">Reconciliation Algorithms (MinT, Top-Down, Bottom-Up): </w:t>
+        <w:t xml:space="preserve">Reconciliation Approaches (Top-Down, Bottom-Up): </w:t>
       </w:r>
       <w:r>
-        <w:t>Implemented Top-Down, Bottom-Up, and MinT (Minimum Trace with shrinkage covariance) reconciliation algorithms, guaranteeing exact mathematical coherency (sum(SKU) = Branch and sum(Branch) = Region), entirely eliminating reconciliation gaps between financial budgets and warehouse dispatches.</w:t>
+        <w:t>Region and branch totals are forecast directly; the bottom-up view (sum of branch forecasts) is compared with the direct region forecast, and a top-down split allocates the region forecast by each branch's share of the last 52 weeks. MinT (minimum-trace) reconciliation is not implemented.</w:t>
       </w:r>
     </w:p>
     <w:p>
@@ -326,10 +326,10 @@
         <w:rPr>
           <w:b/>
         </w:rPr>
-        <w:t xml:space="preserve">Forensic Audit Score 100/100: </w:t>
+        <w:t xml:space="preserve">Code, Test &amp; Holdout Verification: </w:t>
       </w:r>
       <w:r>
-        <w:t>Underwent independent forensic audit (review_result.md), securing a perfect score of 100 / 100 [PASS]. Confirmed 0% synthetic metrics (all figures mathematically computed from empirical data) and zero temporal data leakage across all features and backtest folds.</w:t>
+        <w:t>Completed an internal code and methodology review (review_result.md); automated test suite: 48 passed / 0 failed; FY24-25 holdout validation consistency checks: 14/14 passed. Report figures are computed from the data and the holdout run (report_facts.py), and 5,100 synthetic evaluation rows (10 EVAL-* SKUs) are labelled and excluded by default. The temporal leakage audit (src/validation/leakage_audit.py) checks chronological splits, lag/rolling feature causality and target leakage.</w:t>
       </w:r>
     </w:p>
     <w:p>
@@ -377,10 +377,10 @@
         <w:rPr>
           <w:b/>
         </w:rPr>
-        <w:t xml:space="preserve">Accuracy Gain from Hierarchical Reconciliation: </w:t>
+        <w:t xml:space="preserve">Hierarchical Consistency Check: </w:t>
       </w:r>
       <w:r>
-        <w:t>Hierarchical MinT reconciliation improved branch-level forecast accuracy by 4.8% in WMAPE compared to independent SKU models by leveraging aggregate regional trend stability.</w:t>
+        <w:t>Region and branch totals are forecast directly and the bottom-up sum of branches is compared with the direct region forecast; a top-down split uses last-52-week branch shares. No reconciliation accuracy gain is claimed. Measured holdout result: On the FY24-25 holdout (2024-07-01 to 2025-06-30; static evaluation, models fitted once on data to 30 Jun 2024), engine accuracy (100% - WAPE) was 54.3% at South Region x Month versus 55.0% for seasonal naive; at SKU x Branch x Month it was -3.6% versus -55.9% for seasonal naive.</w:t>
       </w:r>
     </w:p>
     <w:p>
@@ -401,7 +401,7 @@
         <w:t xml:space="preserve">SHAP Demand Driver Insights: </w:t>
       </w:r>
       <w:r>
-        <w:t>SHAP attribution revealed that 52-week annual seasonality (38.2%) and 4-week rolling demand momentum (30.1%) constitute over 68% of predictive power for Room Air Conditioners, validating the team's causal feature engineering strategy.</w:t>
+        <w:t>SHAP / tree feature-importance attributions are computed per fitted ML model (src/explainability/shap_analysis.py) over lag (1-52 weeks), rolling-statistic, calendar and pooled seasonal-factor features; the attribution shares vary by SKU × Branch and are shown per series in the dashboard rather than as a single portfolio figure.</w:t>
       </w:r>
     </w:p>
     <w:p>
@@ -422,7 +422,7 @@
         <w:t xml:space="preserve">Executive Operational Value: </w:t>
       </w:r>
       <w:r>
-        <w:t>The live cloud platform provides supply chain executives with instantaneous visibility into stockout exposure, reorder points, and forecast uncertainty across 82K+ SAP billing transactions.</w:t>
+        <w:t>The live cloud platform provides supply chain executives with visibility into reorder points, safety stock and forecast uncertainty across 80,299 real SAP billing rows (16 Jul 2022 to 30 Jun 2024); stock-out exposure is shown once on-hand stock is entered.</w:t>
       </w:r>
     </w:p>
     <w:p>
@@ -578,7 +578,7 @@
         <w:t xml:space="preserve">• </w:t>
       </w:r>
       <w:r>
-        <w:t>Handling large hierarchical covariance matrices in MinT reconciliation with high numerical stability (achieved via shrinkage covariance estimation).</w:t>
+        <w:t>Keeping branch-level and region-level forecasts consistent when both are forecast directly (handled by showing the bottom-up sum of branches against the direct region forecast and a top-down split by last-52-week branch shares).</w:t>
       </w:r>
     </w:p>
     <w:p>
@@ -602,7 +602,7 @@
         <w:t xml:space="preserve">• </w:t>
       </w:r>
       <w:r>
-        <w:t>Synthesizing extensive technical depth (10+ models, multi-echelon math, SHAP attribution) into a concise 25-minute presentation deck tailored for diverse academic and industry evaluators.</w:t>
+        <w:t>Synthesizing extensive technical depth (16 candidate models, multi-echelon math, SHAP attribution) into a concise 25-minute presentation deck tailored for diverse academic and industry evaluators.</w:t>
       </w:r>
     </w:p>
     <w:p>

--- a/EDA dashboard Python/Your_capstone_reports/Capstone_Weekly_Report 11.10.26.docx
+++ b/EDA dashboard Python/Your_capstone_reports/Capstone_Weekly_Report 11.10.26.docx
@@ -95,7 +95,7 @@
         <w:spacing w:before="40" w:after="120"/>
       </w:pPr>
       <w:r>
-        <w:t>The team achieved complete technical and operational completion of the enterprise Demand Intelligence &amp; Supply Chain Optimization platform. We finalized Hierarchical Multi-Echelon aggregation and Bottom-Up / Top-Down reconciliation (src/hierarchy/), implemented an advanced Explainability &amp; Interpretability Suite (src/explainability/shap_analysis.py), deployed the production-grade application to Vercel with 100% localhost parity and APICS replenishment smoothing telemetry, completed an internal code and methodology review (review_result.md) backed by the automated test suite (48 passed / 0 failed), and finalized the comprehensive Capstone Mid-Review presentation package (Capstone_PPT_Enhanced_v2.pptx).</w:t>
+        <w:t>The team achieved complete technical and operational completion of the enterprise Demand Intelligence &amp; Supply Chain Optimization platform. We finalized Hierarchical Multi-Echelon aggregation and Bottom-Up / Top-Down reconciliation (src/hierarchy/), implemented an advanced Explainability &amp; Interpretability Suite (src/explainability/shap_analysis.py), deployed the production-grade application to Vercel with 100% localhost parity and APICS replenishment smoothing telemetry, completed an internal code and methodology review (review_result.md) backed by the automated test suite (50 passed / 0 failed), and finalized the comprehensive Capstone Mid-Review presentation package (Capstone_PPT_Enhanced_v2.pptx).</w:t>
       </w:r>
     </w:p>
     <w:p>
@@ -329,7 +329,7 @@
         <w:t xml:space="preserve">Code, Test &amp; Holdout Verification: </w:t>
       </w:r>
       <w:r>
-        <w:t>Completed an internal code and methodology review (review_result.md); automated test suite: 48 passed / 0 failed; FY24-25 holdout validation consistency checks: 14/14 passed. Report figures are computed from the data and the holdout run (report_facts.py), and 5,100 synthetic evaluation rows (10 EVAL-* SKUs) are labelled and excluded by default. The temporal leakage audit (src/validation/leakage_audit.py) checks chronological splits, lag/rolling feature causality and target leakage.</w:t>
+        <w:t>Completed an internal code and methodology review (review_result.md); automated test suite: 50 passed / 0 failed; FY24-25 holdout validation consistency checks: 14/14 passed. Report figures are computed from the data and the holdout run (report_facts.py), and 5,100 synthetic evaluation rows (10 EVAL-* SKUs) are labelled and excluded by default. The temporal leakage audit (src/validation/leakage_audit.py) checks chronological splits, lag/rolling feature causality and target leakage.</w:t>
       </w:r>
     </w:p>
     <w:p>
@@ -602,7 +602,7 @@
         <w:t xml:space="preserve">• </w:t>
       </w:r>
       <w:r>
-        <w:t>Synthesizing extensive technical depth (16 candidate models, multi-echelon math, SHAP attribution) into a concise 25-minute presentation deck tailored for diverse academic and industry evaluators.</w:t>
+        <w:t>Synthesizing extensive technical depth (17 candidate models, multi-echelon math, SHAP attribution) into a concise 25-minute presentation deck tailored for diverse academic and industry evaluators.</w:t>
       </w:r>
     </w:p>
     <w:p>
